--- a/src/doc/HLD_BookMyMovie.docx
+++ b/src/doc/HLD_BookMyMovie.docx
@@ -12,7 +12,6 @@
           <w:szCs w:val="28"/>
         </w:rPr>
       </w:pPr>
-      <w:proofErr w:type="gramStart"/>
       <w:r>
         <w:rPr>
           <w:b/>
@@ -21,18 +20,7 @@
           <w:sz w:val="28"/>
           <w:szCs w:val="28"/>
         </w:rPr>
-        <w:t>BookMyMovie  High</w:t>
-      </w:r>
-      <w:proofErr w:type="gramEnd"/>
-      <w:r>
-        <w:rPr>
-          <w:b/>
-          <w:bCs/>
-          <w:color w:val="4472C4" w:themeColor="accent1"/>
-          <w:sz w:val="28"/>
-          <w:szCs w:val="28"/>
-        </w:rPr>
-        <w:t xml:space="preserve"> Level Design (HLD)</w:t>
+        <w:t>BookMyMovie  High Level Design (HLD)</w:t>
       </w:r>
     </w:p>
     <w:p>
@@ -399,25 +387,7 @@
           <w:bCs/>
           <w:color w:val="4472C4" w:themeColor="accent1"/>
         </w:rPr>
-        <w:t xml:space="preserve">Browse Theatres </w:t>
-      </w:r>
-      <w:proofErr w:type="gramStart"/>
-      <w:r>
-        <w:rPr>
-          <w:b/>
-          <w:bCs/>
-          <w:color w:val="4472C4" w:themeColor="accent1"/>
-        </w:rPr>
-        <w:t>And</w:t>
-      </w:r>
-      <w:proofErr w:type="gramEnd"/>
-      <w:r>
-        <w:rPr>
-          <w:b/>
-          <w:bCs/>
-          <w:color w:val="4472C4" w:themeColor="accent1"/>
-        </w:rPr>
-        <w:t xml:space="preserve"> Show Timings</w:t>
+        <w:t>Browse Theatres And Show Timings</w:t>
       </w:r>
     </w:p>
     <w:p/>
@@ -1120,7 +1090,10 @@
     </w:p>
     <w:p>
       <w:r>
-        <w:t>Project Path: F:\2026_1\BookMyMovie</w:t>
+        <w:t xml:space="preserve">Project Path: </w:t>
+      </w:r>
+      <w:r>
+        <w:t>https://github.com/anandmohansinha/BookMyMovie.git</w:t>
       </w:r>
     </w:p>
     <w:sectPr>
@@ -1755,6 +1728,29 @@
       <w:contextualSpacing/>
     </w:pPr>
   </w:style>
+  <w:style w:type="character" w:styleId="Hyperlink">
+    <w:name w:val="Hyperlink"/>
+    <w:basedOn w:val="DefaultParagraphFont"/>
+    <w:uiPriority w:val="99"/>
+    <w:unhideWhenUsed/>
+    <w:rsid w:val="0044001C"/>
+    <w:rPr>
+      <w:color w:val="0563C1" w:themeColor="hyperlink"/>
+      <w:u w:val="single"/>
+    </w:rPr>
+  </w:style>
+  <w:style w:type="character" w:styleId="UnresolvedMention">
+    <w:name w:val="Unresolved Mention"/>
+    <w:basedOn w:val="DefaultParagraphFont"/>
+    <w:uiPriority w:val="99"/>
+    <w:semiHidden/>
+    <w:unhideWhenUsed/>
+    <w:rsid w:val="0044001C"/>
+    <w:rPr>
+      <w:color w:val="605E5C"/>
+      <w:shd w:val="clear" w:color="auto" w:fill="E1DFDD"/>
+    </w:rPr>
+  </w:style>
 </w:styles>
 </file>
 
